--- a/Labs/Lab12/Лабораторная работа №12 (1).docx
+++ b/Labs/Lab12/Лабораторная работа №12 (1).docx
@@ -51,15 +51,7 @@
         </w:rPr>
       </w:pPr>
       <w:r>
-        <w:t xml:space="preserve">Научиться создавать скетчи для микроконтроллеров </w:t>
-      </w:r>
-      <w:proofErr w:type="spellStart"/>
-      <w:r>
-        <w:t>Arduino</w:t>
-      </w:r>
-      <w:proofErr w:type="spellEnd"/>
-      <w:r>
-        <w:t xml:space="preserve">; </w:t>
+        <w:t xml:space="preserve">Научиться создавать скетчи для микроконтроллеров Arduino; </w:t>
       </w:r>
     </w:p>
     <w:p>
@@ -71,23 +63,7 @@
         </w:rPr>
       </w:pPr>
       <w:r>
-        <w:t xml:space="preserve">Получить навыки работы с платой </w:t>
-      </w:r>
-      <w:proofErr w:type="spellStart"/>
-      <w:r>
-        <w:t>Arduino</w:t>
-      </w:r>
-      <w:proofErr w:type="spellEnd"/>
-      <w:r>
-        <w:t xml:space="preserve"> </w:t>
-      </w:r>
-      <w:proofErr w:type="spellStart"/>
-      <w:r>
-        <w:t>Uno</w:t>
-      </w:r>
-      <w:proofErr w:type="spellEnd"/>
-      <w:r>
-        <w:t xml:space="preserve"> и макетной платой</w:t>
+        <w:t>Получить навыки работы с платой Arduino Uno и макетной платой</w:t>
       </w:r>
     </w:p>
     <w:p>
@@ -151,15 +127,7 @@
         </w:rPr>
       </w:pPr>
       <w:r>
-        <w:t xml:space="preserve">Благодаров, А. В. Программирование микроконтроллеров семейства 1986ВЕ9х компании </w:t>
-      </w:r>
-      <w:proofErr w:type="spellStart"/>
-      <w:r>
-        <w:t>Миландр</w:t>
-      </w:r>
-      <w:proofErr w:type="spellEnd"/>
-      <w:r>
-        <w:t xml:space="preserve"> / А. В. Благодаров. – Москва: Горячая Линия–Телеком, 2020. – 232 с. – URL: https://ibooks.ru/bookshelf/372218/reading. – Режим доступа: только для зарегистрированных пользователей. – Текст: электронный. – гл.1-2. </w:t>
+        <w:t xml:space="preserve">Благодаров, А. В. Программирование микроконтроллеров семейства 1986ВЕ9х компании Миландр / А. В. Благодаров. – Москва: Горячая Линия–Телеком, 2020. – 232 с. – URL: https://ibooks.ru/bookshelf/372218/reading. – Режим доступа: только для зарегистрированных пользователей. – Текст: электронный. – гл.1-2. </w:t>
       </w:r>
     </w:p>
     <w:p>
@@ -244,10 +212,16 @@
     </w:p>
     <w:p>
       <w:r>
-        <w:t>- на первой схеме светодиод должен загораться пр</w:t>
-      </w:r>
-      <w:r>
-        <w:t>и нажатии пользователем кнопки</w:t>
+        <w:t xml:space="preserve">- на первой схеме </w:t>
+      </w:r>
+      <w:r>
+        <w:t xml:space="preserve">кнопка должна подключаться </w:t>
+      </w:r>
+      <w:r>
+        <w:t>к микроконтроллеру</w:t>
+      </w:r>
+      <w:r>
+        <w:t xml:space="preserve"> при помощи подтягивающего резистора</w:t>
       </w:r>
     </w:p>
     <w:p>
@@ -255,267 +229,264 @@
         <w:t xml:space="preserve">- на второй схеме </w:t>
       </w:r>
       <w:r>
-        <w:t>светодиод должен гореть постоянно и гаснуть при нажатии пользователем кнопки.</w:t>
-      </w:r>
-    </w:p>
-    <w:p>
-      <w:r>
-        <w:t xml:space="preserve">Кнопки </w:t>
-      </w:r>
-      <w:r>
+        <w:t>кнопка должна подключаться к микроконтроллеру при помощи стягивающего резистора</w:t>
+      </w:r>
+    </w:p>
+    <w:p>
+      <w:r>
+        <w:t>В обеих схемах светодиод должен загораться пока кнопка нажата</w:t>
+      </w:r>
+      <w:r>
+        <w:t>, причем светодиод не должен быть подключен кнопке напряму</w:t>
+      </w:r>
+      <w:r>
+        <w:t>ю, а управляться с микроконтроллера</w:t>
+      </w:r>
+    </w:p>
+    <w:p>
+      <w:pPr>
+        <w:pStyle w:val="2"/>
+      </w:pPr>
+      <w:r>
+        <w:t>Разработ</w:t>
+      </w:r>
+      <w:r>
+        <w:t>ать схему</w:t>
+      </w:r>
+      <w:r>
+        <w:t xml:space="preserve"> с использованием кнопки</w:t>
+      </w:r>
+      <w:r>
+        <w:t xml:space="preserve">: при нажатии на кнопку в </w:t>
+      </w:r>
+      <w:r>
+        <w:t xml:space="preserve">выход последовательного порта должно печататься текущее время прошедшее с запуска платы в </w:t>
+      </w:r>
+      <w:r>
+        <w:t>секундах и общее</w:t>
+      </w:r>
+      <w:r>
+        <w:t xml:space="preserve"> количество нажатий на кнопку</w:t>
+      </w:r>
+      <w:r>
+        <w:t>.</w:t>
+      </w:r>
+    </w:p>
+    <w:p>
+      <w:pPr>
+        <w:pStyle w:val="2"/>
+      </w:pPr>
+      <w:r>
+        <w:t xml:space="preserve">Разработать схему с использованием </w:t>
+      </w:r>
+      <w:r>
+        <w:t xml:space="preserve">двух кнопок и </w:t>
+      </w:r>
+      <w:r>
+        <w:t>двух</w:t>
+      </w:r>
+      <w:r>
+        <w:t xml:space="preserve"> светодиодов</w:t>
+      </w:r>
+      <w:r>
+        <w:t xml:space="preserve">: </w:t>
+      </w:r>
+      <w:r>
+        <w:t xml:space="preserve">первая кнопка включает </w:t>
+      </w:r>
+      <w:r>
+        <w:t xml:space="preserve">первый светодиод и выключает второй, а вторая выключает первый и включает второй. </w:t>
+      </w:r>
+      <w:r>
+        <w:t>По умолчанию должен гореть первый светодиод.</w:t>
+      </w:r>
+    </w:p>
+    <w:p>
+      <w:pPr>
+        <w:pStyle w:val="2"/>
+      </w:pPr>
+      <w:r>
+        <w:t>Разработать схему с использованием аппаратного прерывания</w:t>
+      </w:r>
+      <w:r>
+        <w:t xml:space="preserve"> </w:t>
+      </w:r>
+      <w:r>
+        <w:t xml:space="preserve">(FALLING) </w:t>
+      </w:r>
+      <w:r>
+        <w:t>для управления работой светофора</w:t>
+      </w:r>
+      <w:r>
+        <w:t xml:space="preserve"> для пешехода</w:t>
+      </w:r>
+      <w:r>
+        <w:t xml:space="preserve">: </w:t>
+      </w:r>
+      <w:r>
+        <w:t>светофор горит красным</w:t>
+      </w:r>
+      <w:r>
+        <w:t xml:space="preserve"> </w:t>
+      </w:r>
+      <w:r>
+        <w:t>до тех пор, пока</w:t>
+      </w:r>
+      <w:r>
+        <w:t xml:space="preserve"> не будет нажата кнопка пешехода</w:t>
+      </w:r>
+      <w:r>
+        <w:t>. Через 3 сек</w:t>
+      </w:r>
+      <w:r>
+        <w:t>у</w:t>
+      </w:r>
+      <w:r>
+        <w:t xml:space="preserve">нды после нажатия </w:t>
+      </w:r>
+      <w:r>
+        <w:t>красный</w:t>
+      </w:r>
+      <w:r>
+        <w:t xml:space="preserve"> мигает 3 раза и включает</w:t>
+      </w:r>
+      <w:r>
+        <w:t>ся</w:t>
+      </w:r>
+      <w:r>
+        <w:t xml:space="preserve"> </w:t>
+      </w:r>
+      <w:r>
+        <w:t>зеленый свет на 10 секунд</w:t>
+      </w:r>
+      <w:r>
+        <w:t>, после чего вновь загорается красный.</w:t>
+      </w:r>
+    </w:p>
+    <w:p>
+      <w:pPr>
+        <w:pStyle w:val="2"/>
+      </w:pPr>
+      <w:r>
+        <w:lastRenderedPageBreak/>
+        <w:t>Разработать схему с использованием</w:t>
+      </w:r>
+      <w:r>
+        <w:t xml:space="preserve"> </w:t>
+      </w:r>
+      <w:r>
+        <w:t xml:space="preserve">аппаратного </w:t>
+      </w:r>
+      <w:r>
+        <w:t>прерывания</w:t>
+      </w:r>
+      <w:r>
+        <w:t xml:space="preserve"> (</w:t>
+      </w:r>
+      <w:r>
+        <w:rPr>
+          <w:lang w:val="en-US"/>
+        </w:rPr>
+        <w:t>CHANGE</w:t>
+      </w:r>
+      <w:r>
+        <w:t>)</w:t>
+      </w:r>
+      <w:r>
+        <w:t xml:space="preserve"> для управления режимом мигания с</w:t>
+      </w:r>
+      <w:r>
+        <w:t>в</w:t>
+      </w:r>
+      <w:r>
+        <w:t>етодиода</w:t>
+      </w:r>
+      <w:r>
+        <w:t>: быстрое мигание</w:t>
+      </w:r>
+      <w:r>
+        <w:t xml:space="preserve"> и медленное мигание. Переключение режима должно осуществляться </w:t>
+      </w:r>
+      <w:r>
+        <w:t>п</w:t>
+      </w:r>
+      <w:r>
+        <w:t>осле</w:t>
+      </w:r>
+      <w:r>
+        <w:t xml:space="preserve"> долгого</w:t>
+      </w:r>
+      <w:r>
+        <w:t xml:space="preserve"> нажатия</w:t>
+      </w:r>
+      <w:r>
+        <w:t xml:space="preserve"> кнопки</w:t>
+      </w:r>
+      <w:r>
+        <w:t xml:space="preserve"> (</w:t>
+      </w:r>
+      <w:r>
+        <w:t>минимум</w:t>
+      </w:r>
+      <w:r>
+        <w:t xml:space="preserve"> </w:t>
+      </w:r>
+      <w:r>
+        <w:t>3 секунд</w:t>
+      </w:r>
+      <w:r>
+        <w:t>ы)</w:t>
+      </w:r>
+      <w:r>
+        <w:t>.</w:t>
+      </w:r>
+    </w:p>
+    <w:p>
+      <w:pPr>
+        <w:pStyle w:val="1"/>
+      </w:pPr>
+      <w:r>
+        <w:t>Порядок выполнения работы</w:t>
+      </w:r>
+    </w:p>
+    <w:p>
+      <w:pPr>
+        <w:pStyle w:val="2"/>
         <w:rPr>
           <w:b/>
           <w:bCs/>
         </w:rPr>
-        <w:t>не</w:t>
-      </w:r>
-      <w:r>
-        <w:t xml:space="preserve"> должны </w:t>
-      </w:r>
-      <w:r>
-        <w:t>быть напрямую подключены к светодиоду</w:t>
-      </w:r>
-      <w:r>
-        <w:t>, а лишь подавать сигнал включения/выключения на микроконтроллер.</w:t>
-      </w:r>
-    </w:p>
-    <w:p>
-      <w:pPr>
-        <w:pStyle w:val="2"/>
-      </w:pPr>
-      <w:r>
-        <w:t>Разработ</w:t>
-      </w:r>
-      <w:r>
-        <w:t>ать схему</w:t>
-      </w:r>
-      <w:r>
-        <w:t xml:space="preserve"> с использованием кнопки</w:t>
-      </w:r>
-      <w:r>
-        <w:t xml:space="preserve">: при нажатии на кнопку в </w:t>
-      </w:r>
-      <w:r>
-        <w:t xml:space="preserve">выход последовательного порта должно печататься текущее время прошедшее с запуска платы в </w:t>
-      </w:r>
-      <w:r>
-        <w:t>секундах и общее</w:t>
-      </w:r>
-      <w:r>
-        <w:t xml:space="preserve"> количество нажатий на кнопку</w:t>
-      </w:r>
-      <w:r>
-        <w:t>.</w:t>
-      </w:r>
-    </w:p>
-    <w:p>
-      <w:pPr>
-        <w:pStyle w:val="2"/>
-      </w:pPr>
-      <w:r>
-        <w:t xml:space="preserve">Разработать схему с использованием </w:t>
-      </w:r>
-      <w:r>
-        <w:t xml:space="preserve">двух кнопок и </w:t>
-      </w:r>
-      <w:r>
-        <w:t>двух</w:t>
-      </w:r>
-      <w:r>
-        <w:t xml:space="preserve"> светодиодов</w:t>
-      </w:r>
-      <w:r>
-        <w:t xml:space="preserve">: </w:t>
-      </w:r>
-      <w:r>
-        <w:t>светодиоды расположены в ряд друг за другом, при этом одновременно горит только один светодиод</w:t>
-      </w:r>
-      <w:r>
-        <w:t xml:space="preserve">. При нажатии на </w:t>
-      </w:r>
-      <w:r>
-        <w:t>первую кнопку должен загораться первый светодиод и гаснуть второй, при нажатии на вторую - загораться второй и гаснуть первый</w:t>
-      </w:r>
-      <w:r>
-        <w:t>.</w:t>
-      </w:r>
-    </w:p>
-    <w:p>
-      <w:pPr>
-        <w:pStyle w:val="2"/>
-      </w:pPr>
-      <w:r>
-        <w:t>Разработать схему с использованием аппаратного прерывания</w:t>
-      </w:r>
-      <w:r>
-        <w:t xml:space="preserve"> </w:t>
-      </w:r>
-      <w:r>
-        <w:t xml:space="preserve">(FALLING) </w:t>
-      </w:r>
-      <w:r>
-        <w:t>для управления работой светофора</w:t>
-      </w:r>
-      <w:r>
-        <w:t xml:space="preserve"> для пешехода</w:t>
-      </w:r>
-      <w:r>
-        <w:t xml:space="preserve">: </w:t>
-      </w:r>
-      <w:r>
-        <w:t>светофор горит красным</w:t>
-      </w:r>
-      <w:r>
-        <w:t xml:space="preserve"> </w:t>
-      </w:r>
-      <w:r>
-        <w:t>до тех пор, пока</w:t>
-      </w:r>
-      <w:r>
-        <w:t xml:space="preserve"> не будет нажата кнопка пешехода</w:t>
-      </w:r>
-      <w:r>
-        <w:t>. Через 3 сек</w:t>
-      </w:r>
-      <w:r>
-        <w:t>у</w:t>
-      </w:r>
-      <w:r>
-        <w:t xml:space="preserve">нды после нажатия светофор мигает 3 раза и включает </w:t>
-      </w:r>
-      <w:r>
-        <w:t>зеленый свет на 10 секунд</w:t>
-      </w:r>
-      <w:r>
-        <w:t>, после чего вновь загорается красный.</w:t>
-      </w:r>
-    </w:p>
-    <w:p>
-      <w:pPr>
-        <w:pStyle w:val="2"/>
-      </w:pPr>
-      <w:r>
-        <w:lastRenderedPageBreak/>
-        <w:t>Разработать схему с использованием</w:t>
-      </w:r>
-      <w:r>
-        <w:t xml:space="preserve"> </w:t>
-      </w:r>
-      <w:r>
-        <w:t xml:space="preserve">аппаратного </w:t>
-      </w:r>
-      <w:r>
-        <w:t>прерывания</w:t>
-      </w:r>
-      <w:r>
-        <w:t xml:space="preserve"> (</w:t>
+      </w:pPr>
+      <w:r>
+        <w:t>Перейти</w:t>
+      </w:r>
+      <w:r>
+        <w:t xml:space="preserve"> по ссылке</w:t>
+      </w:r>
+      <w:r>
+        <w:t xml:space="preserve">, </w:t>
+      </w:r>
+      <w:r>
+        <w:t>предоставленной преподавателем</w:t>
+      </w:r>
+      <w:r>
+        <w:t>, авторизоваться</w:t>
+      </w:r>
+      <w:r>
+        <w:t xml:space="preserve"> при помощи псевдонима </w:t>
       </w:r>
       <w:r>
         <w:rPr>
           <w:lang w:val="en-US"/>
         </w:rPr>
-        <w:t>CHANGE</w:t>
-      </w:r>
-      <w:r>
-        <w:t>)</w:t>
-      </w:r>
-      <w:r>
-        <w:t xml:space="preserve"> для управления режимом мигания с</w:t>
-      </w:r>
-      <w:r>
-        <w:t>в</w:t>
-      </w:r>
-      <w:r>
-        <w:t>етодиода</w:t>
-      </w:r>
-      <w:r>
-        <w:t>: быстрое мигание</w:t>
-      </w:r>
-      <w:r>
-        <w:t xml:space="preserve"> и медленное мигание. Переключение режима должно осуществляться </w:t>
-      </w:r>
-      <w:r>
-        <w:t>п</w:t>
-      </w:r>
-      <w:r>
-        <w:t>осле</w:t>
-      </w:r>
-      <w:r>
-        <w:t xml:space="preserve"> долгого</w:t>
-      </w:r>
-      <w:r>
-        <w:t xml:space="preserve"> нажатия</w:t>
-      </w:r>
-      <w:r>
-        <w:t xml:space="preserve"> кнопки</w:t>
-      </w:r>
-      <w:r>
-        <w:t xml:space="preserve"> (</w:t>
-      </w:r>
-      <w:r>
-        <w:t>минимум</w:t>
-      </w:r>
-      <w:r>
-        <w:t xml:space="preserve"> </w:t>
-      </w:r>
-      <w:r>
-        <w:t>3 секунд</w:t>
-      </w:r>
-      <w:r>
-        <w:t>ы)</w:t>
-      </w:r>
-      <w:r>
-        <w:t>.</w:t>
-      </w:r>
-    </w:p>
-    <w:p>
-      <w:pPr>
-        <w:pStyle w:val="1"/>
-      </w:pPr>
-      <w:r>
-        <w:t>Порядок выполнения работы</w:t>
-      </w:r>
-    </w:p>
-    <w:p>
-      <w:pPr>
-        <w:pStyle w:val="2"/>
-        <w:rPr>
-          <w:b/>
-          <w:bCs/>
-        </w:rPr>
-      </w:pPr>
-      <w:r>
-        <w:t>Перейти</w:t>
-      </w:r>
-      <w:r>
-        <w:t xml:space="preserve"> по ссылке</w:t>
-      </w:r>
-      <w:r>
-        <w:t xml:space="preserve">, </w:t>
-      </w:r>
-      <w:r>
-        <w:t>предоставленной преподавателем</w:t>
-      </w:r>
-      <w:r>
-        <w:t>, авторизоваться</w:t>
-      </w:r>
-      <w:r>
-        <w:t xml:space="preserve"> при помощи псевдонима </w:t>
-      </w:r>
-      <w:proofErr w:type="spellStart"/>
+        <w:t>ispp</w:t>
+      </w:r>
       <w:r>
         <w:rPr>
           <w:lang w:val="en-US"/>
         </w:rPr>
-        <w:t>ispp</w:t>
-      </w:r>
-      <w:r>
-        <w:rPr>
-          <w:lang w:val="en-US"/>
-        </w:rPr>
         <w:t>GGNN</w:t>
       </w:r>
-      <w:proofErr w:type="spellEnd"/>
       <w:r>
         <w:t xml:space="preserve">, где </w:t>
       </w:r>
